--- a/public/instrucoes-preenchimento-versao-a-maria.docx
+++ b/public/instrucoes-preenchimento-versao-a-maria.docx
@@ -16,7 +16,7 @@
           <w:sz w:val="48"/>
           <w:szCs w:val="48"/>
         </w:rPr>
-        <w:t xml:space="preserve">MARIA</w:t>
+        <w:t xml:space="preserve">MARIAH</w:t>
       </w:r>
     </w:p>
     <w:p>
@@ -82,7 +82,7 @@
           <w:sz w:val="18"/>
           <w:szCs w:val="18"/>
         </w:rPr>
-        <w:t xml:space="preserve">Matriz de Avaliação de Risco em Inteligência Artificial</w:t>
+        <w:t xml:space="preserve">Matriz de Avaliação de Risco de Inteligência Artificial em Pesquisa com Seres Humanos</w:t>
       </w:r>
     </w:p>
     <w:p>
@@ -139,7 +139,7 @@
         <w:rPr>
           <w:rFonts w:ascii="Arial" w:cs="Arial" w:eastAsia="Arial" w:hAnsi="Arial"/>
         </w:rPr>
-        <w:t xml:space="preserve">Cada questão tem uma “resposta de risco” — a alternativa (Sim ou Não) que sinaliza risco, indicada na coluna “Item”. Algumas questões aceitam “Não se aplica” (N/A), tratada como não-risco. As questões eliminatórias, quando respondidas no sentido de risco, tornam o protocolo “não avaliável pela MARIA” (§7.3.6), o que sobrescreve a contagem e exige análise individualizada do colegiado.</w:t>
+        <w:t xml:space="preserve">Cada questão tem uma “resposta de risco” — a alternativa (Sim ou Não) que sinaliza risco, indicada na coluna “Item”. Algumas questões aceitam “Não se aplica” (N/A), tratada como não-risco. As questões eliminatórias, quando respondidas no sentido de risco, tornam o protocolo “não avaliável pela MARIAH” (§7.3.6), o que sobrescreve a contagem e exige análise individualizada do colegiado.</w:t>
       </w:r>
     </w:p>
     <w:p>
@@ -720,7 +720,7 @@
           <w:sz w:val="19"/>
           <w:szCs w:val="19"/>
         </w:rPr>
-        <w:t xml:space="preserve">Observações: (i) no Eixo 3.b o Nível II é deliberadamente saltado — uma única resposta de risco já leva o eixo ao Nível III; (ii) o nível final do protocolo é o maior entre os eixos aplicáveis; (iii) questão eliminatória respondida no sentido de risco → “não avaliável pela MARIA”.</w:t>
+        <w:t xml:space="preserve">Observações: (i) no Eixo 3.b o Nível II é deliberadamente saltado — uma única resposta de risco já leva o eixo ao Nível III; (ii) o nível final do protocolo é o maior entre os eixos aplicáveis; (iii) questão eliminatória respondida no sentido de risco → “não avaliável pela MARIAH”.</w:t>
       </w:r>
     </w:p>
     <w:p>
@@ -4503,7 +4503,7 @@
                 <w:sz w:val="18"/>
                 <w:szCs w:val="18"/>
               </w:rPr>
-              <w:t xml:space="preserve">Verifica o Termo de Anuência Institucional (Art. 27, VI da Res. CNS n.º 738/2024), assinado pelo responsável (dirigente ou pessoa por ele delegada) da instituição de onde os dados provêm — exigível apenas para banco constituído fora do âmbito de pesquisa (origem não-investigativa: prontuários, registros, bases administrativas). Salvaguarda de Inavaliabilidade: nesse caso, sua ausência torna o protocolo "não avaliável pela MARIA" (§7.3.6), sobrescrevendo a classificação e exigindo análise individualizada do CEP. Marque "Não se aplica" quando o banco foi constituído no âmbito de pesquisa — inclusive reuso de banco de pesquisa anterior do próprio pesquisador —, hipótese regida pelo Art. 24 (Termo de Compromisso de Uso de Dados), que não exige Anuência.</w:t>
+              <w:t xml:space="preserve">Verifica o Termo de Anuência Institucional (Art. 27, VI da Res. CNS n.º 738/2024), assinado pelo responsável (dirigente ou pessoa por ele delegada) da instituição de onde os dados provêm — exigível apenas para banco constituído fora do âmbito de pesquisa (origem não-investigativa: prontuários, registros, bases administrativas). Salvaguarda de Inavaliabilidade: nesse caso, sua ausência torna o protocolo "não avaliável pela MARIAH" (§7.3.6), sobrescrevendo a classificação e exigindo análise individualizada do CEP. Marque "Não se aplica" quando o banco foi constituído no âmbito de pesquisa — inclusive reuso de banco de pesquisa anterior do próprio pesquisador —, hipótese regida pelo Art. 24 (Termo de Compromisso de Uso de Dados), que não exige Anuência.</w:t>
             </w:r>
           </w:p>
         </w:tc>
@@ -8177,7 +8177,7 @@
         <w:sz w:val="15"/>
         <w:szCs w:val="15"/>
       </w:rPr>
-      <w:t xml:space="preserve">MARIA — Matriz de Avaliação de Risco em Inteligência Artificial</w:t>
+      <w:t xml:space="preserve">MARIAH — Matriz de Avaliação de Risco de Inteligência Artificial em Pesquisa com Seres Humanos</w:t>
     </w:r>
   </w:p>
 </w:hdr>
